--- a/src/files/bul Alam Nah 3.docx
+++ b/src/files/bul Alam Nah 3.docx
@@ -19,24 +19,33 @@
           <w:sz w:val="56"/>
           <w:szCs w:val="56"/>
         </w:rPr>
-        <w:t xml:space="preserve">Rakibul Alam Nahin</w:t>
-      </w:r>
-    </w:p>
-    <w:p>
-      <w:pPr>
-        <w:spacing w:after="40"/>
-      </w:pPr>
-      <w:r>
-        <w:t xml:space="preserve">Email: rakibulnahin@gmail.com | Phone: 0434054029 | Website: https://rakibulnahin.vercel.app/</w:t>
-      </w:r>
-      <w:r>
-        <w:rPr>
-          <w:rFonts w:ascii="Arial" w:cs="Arial" w:eastAsia="Arial" w:hAnsi="Arial"/>
-          <w:b/>
-          <w:bCs/>
-          <w:sz w:val="24"/>
-          <w:szCs w:val="24"/>
-        </w:rPr>
+        <w:t xml:space="preserve">bul Alam Nah</w:t>
+      </w:r>
+    </w:p>
+    <w:p>
+      <w:pPr>
+        <w:spacing w:after="80" w:before="80"/>
+      </w:pPr>
+      <w:r>
+        <w:rPr>
+          <w:rFonts w:ascii="Times New Roman" w:cs="Times New Roman" w:eastAsia="Times New Roman" w:hAnsi="Times New Roman"/>
+          <w:sz w:val="22"/>
+          <w:szCs w:val="22"/>
+        </w:rPr>
+        <w:t xml:space="preserve">Email: kibahi@gmail.com | Phone: 0485465029</w:t>
+      </w:r>
+    </w:p>
+    <w:p>
+      <w:pPr>
+        <w:spacing w:after="80" w:before="80"/>
+      </w:pPr>
+      <w:r>
+        <w:rPr>
+          <w:rFonts w:ascii="Times New Roman" w:cs="Times New Roman" w:eastAsia="Times New Roman" w:hAnsi="Times New Roman"/>
+          <w:sz w:val="22"/>
+          <w:szCs w:val="22"/>
+        </w:rPr>
+        <w:t xml:space="preserve">Linkedin: https://www.linkedin.com/in/kibul-61b0/  |  Github: https://github.com/akibulnn  |  Website: https://rbulnin.vercel.app/</w:t>
       </w:r>
     </w:p>
     <w:p>

--- a/src/files/bul Alam Nah 3.docx
+++ b/src/files/bul Alam Nah 3.docx
@@ -19,7 +19,7 @@
           <w:sz w:val="56"/>
           <w:szCs w:val="56"/>
         </w:rPr>
-        <w:t xml:space="preserve">bul Alam Nah</w:t>
+        <w:t xml:space="preserve">Rakibul Alam Nahin</w:t>
       </w:r>
     </w:p>
     <w:p>
@@ -32,7 +32,7 @@
           <w:sz w:val="22"/>
           <w:szCs w:val="22"/>
         </w:rPr>
-        <w:t xml:space="preserve">Email: kibahi@gmail.com | Phone: 0485465029</w:t>
+        <w:t xml:space="preserve">Email: rakibulnahin@gmail.com | Phone: 0434054029</w:t>
       </w:r>
     </w:p>
     <w:p>
@@ -45,7 +45,7 @@
           <w:sz w:val="22"/>
           <w:szCs w:val="22"/>
         </w:rPr>
-        <w:t xml:space="preserve">Linkedin: https://www.linkedin.com/in/kibul-61b0/  |  Github: https://github.com/akibulnn  |  Website: https://rbulnin.vercel.app/</w:t>
+        <w:t xml:space="preserve">Linkedin: https://www.linkedin.com/in/rakibul-alam-99b3761b0/  |  Github: https://github.com/rakibulnahin  |  Website: https://rakibulnahin.vercel.app/</w:t>
       </w:r>
     </w:p>
     <w:p>

--- a/src/files/bul Alam Nah 3.docx
+++ b/src/files/bul Alam Nah 3.docx
@@ -8,42 +8,42 @@
         <w:pBdr>
           <w:bottom w:val="single" w:color="3182CE" w:sz="6" w:space="8"/>
         </w:pBdr>
-        <w:spacing w:after="120" w:before="240"/>
-      </w:pPr>
-      <w:r>
-        <w:rPr>
-          <w:rFonts w:ascii="Calibri" w:cs="Calibri" w:eastAsia="Calibri" w:hAnsi="Calibri"/>
+        <w:spacing w:before="240" w:after="120"/>
+      </w:pPr>
+      <w:r>
+        <w:rPr>
           <w:b/>
           <w:bCs/>
           <w:color w:val="1A365D"/>
           <w:sz w:val="56"/>
           <w:szCs w:val="56"/>
+          <w:rFonts w:ascii="Calibri" w:cs="Calibri" w:eastAsia="Calibri" w:hAnsi="Calibri"/>
         </w:rPr>
         <w:t xml:space="preserve">Rakibul Alam Nahin</w:t>
       </w:r>
     </w:p>
     <w:p>
       <w:pPr>
-        <w:spacing w:after="80" w:before="80"/>
-      </w:pPr>
-      <w:r>
-        <w:rPr>
-          <w:rFonts w:ascii="Times New Roman" w:cs="Times New Roman" w:eastAsia="Times New Roman" w:hAnsi="Times New Roman"/>
+        <w:spacing w:before="80" w:after="80"/>
+      </w:pPr>
+      <w:r>
+        <w:rPr>
           <w:sz w:val="22"/>
           <w:szCs w:val="22"/>
+          <w:rFonts w:ascii="Times New Roman" w:cs="Times New Roman" w:eastAsia="Times New Roman" w:hAnsi="Times New Roman"/>
         </w:rPr>
         <w:t xml:space="preserve">Email: rakibulnahin@gmail.com | Phone: 0434054029</w:t>
       </w:r>
     </w:p>
     <w:p>
       <w:pPr>
-        <w:spacing w:after="80" w:before="80"/>
-      </w:pPr>
-      <w:r>
-        <w:rPr>
-          <w:rFonts w:ascii="Times New Roman" w:cs="Times New Roman" w:eastAsia="Times New Roman" w:hAnsi="Times New Roman"/>
+        <w:spacing w:before="80" w:after="80"/>
+      </w:pPr>
+      <w:r>
+        <w:rPr>
           <w:sz w:val="22"/>
           <w:szCs w:val="22"/>
+          <w:rFonts w:ascii="Times New Roman" w:cs="Times New Roman" w:eastAsia="Times New Roman" w:hAnsi="Times New Roman"/>
         </w:rPr>
         <w:t xml:space="preserve">Linkedin: https://www.linkedin.com/in/rakibul-alam-99b3761b0/  |  Github: https://github.com/rakibulnahin  |  Website: https://rakibulnahin.vercel.app/</w:t>
       </w:r>
@@ -59,7 +59,7 @@
     <w:p>
       <w:pPr>
         <w:shd w:fill="E8E8E8"/>
-        <w:spacing w:after="80" w:before="120"/>
+        <w:spacing w:before="120" w:after="80"/>
       </w:pPr>
       <w:r>
         <w:rPr>
@@ -83,7 +83,7 @@
     <w:p>
       <w:pPr>
         <w:shd w:fill="E8E8E8"/>
-        <w:spacing w:after="80" w:before="120"/>
+        <w:spacing w:before="120" w:after="80"/>
       </w:pPr>
       <w:r>
         <w:rPr>
@@ -122,12 +122,12 @@
             </w:pPr>
             <w:r>
               <w:rPr>
-                <w:rFonts w:ascii="Arial" w:cs="Arial" w:eastAsia="Arial" w:hAnsi="Arial"/>
                 <w:b/>
                 <w:bCs/>
                 <w:color w:val="0066CC"/>
                 <w:sz w:val="22"/>
                 <w:szCs w:val="22"/>
+                <w:rFonts w:ascii="Arial" w:cs="Arial" w:eastAsia="Arial" w:hAnsi="Arial"/>
               </w:rPr>
               <w:t xml:space="preserve">AI Reserach Intern | Truuth.id</w:t>
             </w:r>
@@ -143,10 +143,10 @@
             </w:pPr>
             <w:r>
               <w:rPr>
-                <w:rFonts w:ascii="Arial" w:cs="Arial" w:eastAsia="Arial" w:hAnsi="Arial"/>
                 <w:color w:val="0066CC"/>
                 <w:sz w:val="20"/>
                 <w:szCs w:val="20"/>
+                <w:rFonts w:ascii="Arial" w:cs="Arial" w:eastAsia="Arial" w:hAnsi="Arial"/>
               </w:rPr>
               <w:t xml:space="preserve">Sydney Australia | FEB 2026 - JUNE 2026</w:t>
             </w:r>
@@ -156,7 +156,7 @@
     </w:tbl>
     <w:p>
       <w:pPr>
-        <w:spacing w:after="100" w:before="100"/>
+        <w:spacing w:before="100" w:after="100"/>
       </w:pPr>
       <w:r>
         <w:t xml:space="preserve">Sydney Australia</w:t>
@@ -246,12 +246,12 @@
             </w:pPr>
             <w:r>
               <w:rPr>
-                <w:rFonts w:ascii="Arial" w:cs="Arial" w:eastAsia="Arial" w:hAnsi="Arial"/>
                 <w:b/>
                 <w:bCs/>
                 <w:color w:val="0066CC"/>
                 <w:sz w:val="22"/>
                 <w:szCs w:val="22"/>
+                <w:rFonts w:ascii="Arial" w:cs="Arial" w:eastAsia="Arial" w:hAnsi="Arial"/>
               </w:rPr>
               <w:t xml:space="preserve">Full-Stack Developer | BRAC Bank</w:t>
             </w:r>
@@ -267,10 +267,10 @@
             </w:pPr>
             <w:r>
               <w:rPr>
-                <w:rFonts w:ascii="Arial" w:cs="Arial" w:eastAsia="Arial" w:hAnsi="Arial"/>
                 <w:color w:val="0066CC"/>
                 <w:sz w:val="20"/>
                 <w:szCs w:val="20"/>
+                <w:rFonts w:ascii="Arial" w:cs="Arial" w:eastAsia="Arial" w:hAnsi="Arial"/>
               </w:rPr>
               <w:t xml:space="preserve">Dhaka Bangladesh | JULY 2023 - OCT 2023</w:t>
             </w:r>
@@ -280,7 +280,7 @@
     </w:tbl>
     <w:p>
       <w:pPr>
-        <w:spacing w:after="100" w:before="100"/>
+        <w:spacing w:before="100" w:after="100"/>
       </w:pPr>
       <w:r>
         <w:t xml:space="preserve">Dhaka Bangladesh</w:t>
@@ -370,12 +370,12 @@
             </w:pPr>
             <w:r>
               <w:rPr>
-                <w:rFonts w:ascii="Arial" w:cs="Arial" w:eastAsia="Arial" w:hAnsi="Arial"/>
                 <w:b/>
                 <w:bCs/>
                 <w:color w:val="0066CC"/>
                 <w:sz w:val="22"/>
                 <w:szCs w:val="22"/>
+                <w:rFonts w:ascii="Arial" w:cs="Arial" w:eastAsia="Arial" w:hAnsi="Arial"/>
               </w:rPr>
               <w:t xml:space="preserve">MERN Developer | Shoplover E-Commerce</w:t>
             </w:r>
@@ -391,10 +391,10 @@
             </w:pPr>
             <w:r>
               <w:rPr>
-                <w:rFonts w:ascii="Arial" w:cs="Arial" w:eastAsia="Arial" w:hAnsi="Arial"/>
                 <w:color w:val="0066CC"/>
                 <w:sz w:val="20"/>
                 <w:szCs w:val="20"/>
+                <w:rFonts w:ascii="Arial" w:cs="Arial" w:eastAsia="Arial" w:hAnsi="Arial"/>
               </w:rPr>
               <w:t xml:space="preserve">Dhaka Bangladesh | OCT 2022 - MARCH 2023</w:t>
             </w:r>
@@ -404,7 +404,7 @@
     </w:tbl>
     <w:p>
       <w:pPr>
-        <w:spacing w:after="100" w:before="100"/>
+        <w:spacing w:before="100" w:after="100"/>
       </w:pPr>
       <w:r>
         <w:t xml:space="preserve">Dhaka Bangladesh</w:t>
@@ -478,7 +478,7 @@
     <w:p>
       <w:pPr>
         <w:shd w:fill="E8E8E8"/>
-        <w:spacing w:after="80" w:before="120"/>
+        <w:spacing w:before="120" w:after="80"/>
       </w:pPr>
       <w:r>
         <w:rPr>
@@ -492,7 +492,7 @@
     </w:p>
     <w:p>
       <w:pPr>
-        <w:spacing w:after="60" w:before="80"/>
+        <w:spacing w:before="80" w:after="60"/>
       </w:pPr>
       <w:r>
         <w:rPr>
@@ -518,7 +518,7 @@
     </w:p>
     <w:p>
       <w:pPr>
-        <w:spacing w:after="60" w:before="80"/>
+        <w:spacing w:before="80" w:after="60"/>
       </w:pPr>
       <w:r>
         <w:rPr>
@@ -544,7 +544,7 @@
     </w:p>
     <w:p>
       <w:pPr>
-        <w:spacing w:after="60" w:before="80"/>
+        <w:spacing w:before="80" w:after="60"/>
       </w:pPr>
       <w:r>
         <w:rPr>
@@ -570,7 +570,7 @@
     </w:p>
     <w:p>
       <w:pPr>
-        <w:spacing w:after="60" w:before="80"/>
+        <w:spacing w:before="80" w:after="60"/>
       </w:pPr>
       <w:r>
         <w:rPr>
@@ -592,7 +592,7 @@
     <w:p>
       <w:pPr>
         <w:shd w:fill="E8E8E8"/>
-        <w:spacing w:after="80" w:before="120"/>
+        <w:spacing w:before="120" w:after="80"/>
       </w:pPr>
       <w:r>
         <w:rPr>
@@ -633,7 +633,7 @@
     <w:p>
       <w:pPr>
         <w:shd w:fill="E8E8E8"/>
-        <w:spacing w:after="80" w:before="120"/>
+        <w:spacing w:before="120" w:after="80"/>
       </w:pPr>
       <w:r>
         <w:rPr>
@@ -678,7 +678,7 @@
     <w:p>
       <w:pPr>
         <w:shd w:fill="E8E8E8"/>
-        <w:spacing w:after="80" w:before="120"/>
+        <w:spacing w:before="120" w:after="80"/>
       </w:pPr>
       <w:r>
         <w:rPr>
@@ -715,43 +715,6 @@
 
 <file path=word/comments.xml><?xml version="1.0" encoding="utf-8"?>
 <w:comments xmlns:cx="http://schemas.microsoft.com/office/drawing/2014/chartex" xmlns:cx1="http://schemas.microsoft.com/office/drawing/2015/9/8/chartex" xmlns:cx2="http://schemas.microsoft.com/office/drawing/2015/10/21/chartex" xmlns:cx3="http://schemas.microsoft.com/office/drawing/2016/5/9/chartex" xmlns:cx4="http://schemas.microsoft.com/office/drawing/2016/5/10/chartex" xmlns:cx5="http://schemas.microsoft.com/office/drawing/2016/5/11/chartex" xmlns:cx6="http://schemas.microsoft.com/office/drawing/2016/5/12/chartex" xmlns:cx7="http://schemas.microsoft.com/office/drawing/2016/5/13/chartex" xmlns:cx8="http://schemas.microsoft.com/office/drawing/2016/5/14/chartex" xmlns:mc="http://schemas.openxmlformats.org/markup-compatibility/2006" xmlns:aink="http://schemas.microsoft.com/office/drawing/2016/ink" xmlns:am3d="http://schemas.microsoft.com/office/drawing/2017/model3d" xmlns:o="urn:schemas-microsoft-com:office:office" xmlns:r="http://schemas.openxmlformats.org/officeDocument/2006/relationships" xmlns:m="http://schemas.openxmlformats.org/officeDocument/2006/math" xmlns:v="urn:schemas-microsoft-com:vml" xmlns:wp14="http://schemas.microsoft.com/office/word/2010/wordprocessingDrawing" xmlns:wp="http://schemas.openxmlformats.org/drawingml/2006/wordprocessingDrawing" xmlns:w10="urn:schemas-microsoft-com:office:word" xmlns:w="http://schemas.openxmlformats.org/wordprocessingml/2006/main" xmlns:w14="http://schemas.microsoft.com/office/word/2010/wordml" xmlns:w15="http://schemas.microsoft.com/office/word/2012/wordml" xmlns:w16cex="http://schemas.microsoft.com/office/word/2018/wordml/cex" xmlns:w16cid="http://schemas.microsoft.com/office/word/2016/wordml/cid" xmlns:w16="http://schemas.microsoft.com/office/word/2018/wordml" xmlns:w16sdtdh="http://schemas.microsoft.com/office/word/2020/wordml/sdtdatahash" xmlns:w16se="http://schemas.microsoft.com/office/word/2015/wordml/symex" xmlns:wpg="http://schemas.microsoft.com/office/word/2010/wordprocessingGroup" xmlns:wpi="http://schemas.microsoft.com/office/word/2010/wordprocessingInk" xmlns:wne="http://schemas.microsoft.com/office/word/2006/wordml" xmlns:wps="http://schemas.microsoft.com/office/word/2010/wordprocessingShape"/>
-</file>
-
-<file path=word/endnotes.xml><?xml version="1.0" encoding="utf-8"?>
-<w:endnotes xmlns:wpc="http://schemas.microsoft.com/office/word/2010/wordprocessingCanvas" xmlns:mc="http://schemas.openxmlformats.org/markup-compatibility/2006" xmlns:o="urn:schemas-microsoft-com:office:office" xmlns:r="http://schemas.openxmlformats.org/officeDocument/2006/relationships" xmlns:m="http://schemas.openxmlformats.org/officeDocument/2006/math" xmlns:v="urn:schemas-microsoft-com:vml" xmlns:wp14="http://schemas.microsoft.com/office/word/2010/wordprocessingDrawing" xmlns:wp="http://schemas.openxmlformats.org/drawingml/2006/wordprocessingDrawing" xmlns:w10="urn:schemas-microsoft-com:office:word" xmlns:w="http://schemas.openxmlformats.org/wordprocessingml/2006/main" xmlns:w14="http://schemas.microsoft.com/office/word/2010/wordml" xmlns:w15="http://schemas.microsoft.com/office/word/2012/wordml" xmlns:wpg="http://schemas.microsoft.com/office/word/2010/wordprocessingGroup" xmlns:wpi="http://schemas.microsoft.com/office/word/2010/wordprocessingInk" xmlns:wne="http://schemas.microsoft.com/office/word/2006/wordml" xmlns:wps="http://schemas.microsoft.com/office/word/2010/wordprocessingShape" mc:Ignorable="w14 w15 wp14">
-  <w:endnote w:type="separator" w:id="-1">
-    <w:p>
-      <w:pPr>
-        <w:spacing w:after="0" w:line="240" w:lineRule="auto"/>
-      </w:pPr>
-      <w:r>
-        <w:rPr>
-          <w:rStyle w:val="EndnoteReference"/>
-        </w:rPr>
-        <w:endnoteRef/>
-      </w:r>
-      <w:r>
-        <w:separator/>
-      </w:r>
-    </w:p>
-  </w:endnote>
-  <w:endnote w:type="continuationSeparator" w:id="0">
-    <w:p>
-      <w:pPr>
-        <w:spacing w:after="0" w:line="240" w:lineRule="auto"/>
-      </w:pPr>
-      <w:r>
-        <w:rPr>
-          <w:rStyle w:val="EndnoteReference"/>
-        </w:rPr>
-        <w:endnoteRef/>
-      </w:r>
-      <w:r>
-        <w:continuationSeparator/>
-      </w:r>
-    </w:p>
-  </w:endnote>
-</w:endnotes>
 </file>
 
 <file path=word/footnotes.xml><?xml version="1.0" encoding="utf-8"?>
@@ -989,8 +952,8 @@
     <w:uiPriority w:val="99"/>
     <w:unhideWhenUsed/>
     <w:rPr>
+      <w:u w:val="single"/>
       <w:color w:val="0563C1"/>
-      <w:u w:val="single"/>
     </w:rPr>
   </w:style>
   <w:style w:type="character" w:styleId="FootnoteReference">
@@ -1030,42 +993,5 @@
       <w:szCs w:val="20"/>
     </w:rPr>
   </w:style>
-  <w:style w:type="character" w:styleId="EndnoteReference">
-    <w:name w:val="endnote reference"/>
-    <w:basedOn w:val="DefaultParagraphFont"/>
-    <w:uiPriority w:val="99"/>
-    <w:semiHidden/>
-    <w:unhideWhenUsed/>
-    <w:rPr>
-      <w:vertAlign w:val="superscript"/>
-    </w:rPr>
-  </w:style>
-  <w:style w:type="paragraph" w:styleId="EndnoteText">
-    <w:name w:val="endnote text"/>
-    <w:basedOn w:val="Normal"/>
-    <w:link w:val="EndnoteTextChar"/>
-    <w:uiPriority w:val="99"/>
-    <w:semiHidden/>
-    <w:unhideWhenUsed/>
-    <w:pPr>
-      <w:spacing w:after="0" w:line="240" w:lineRule="auto"/>
-    </w:pPr>
-    <w:rPr>
-      <w:sz w:val="20"/>
-      <w:szCs w:val="20"/>
-    </w:rPr>
-  </w:style>
-  <w:style w:type="character" w:styleId="EndnoteTextChar">
-    <w:name w:val="Endnote Text Char"/>
-    <w:basedOn w:val="DefaultParagraphFont"/>
-    <w:link w:val="EndnoteText"/>
-    <w:uiPriority w:val="99"/>
-    <w:semiHidden/>
-    <w:unhideWhenUsed/>
-    <w:rPr>
-      <w:sz w:val="20"/>
-      <w:szCs w:val="20"/>
-    </w:rPr>
-  </w:style>
 </w:styles>
 </file>